--- a/policies/build/sop_record_masters/FMS/Records/FMS.2_Record_02_differently-abled_facility_usability_record.docx
+++ b/policies/build/sop_record_masters/FMS/Records/FMS.2_Record_02_differently-abled_facility_usability_record.docx
@@ -141,7 +141,22 @@
         <w:pStyle w:val="ListParagraph"/>
       </w:pPr>
       <w:r>
-        <w:t>• Gudlavalleti, V. S. (2018). Challenges in Accessing Health Care for People with Disability in the South Asian Context: A Review. International Journal of Environmental Research and Public Health, 15(11), 2366.</w:t>
+        <w:t xml:space="preserve">• </w:t>
+      </w:r>
+      <w:r>
+        <w:t xml:space="preserve">Gudlavalleti, V. S. (2018). </w:t>
+      </w:r>
+      <w:hyperlink r:id="rId9">
+        <w:r>
+          <w:rPr>
+            <w:color w:val="0563C1"/>
+            <w:u w:val="single"/>
+          </w:rPr>
+          <w:t>Challenges in Accessing Health Care for People with Disability in the South Asian Context: A Review</w:t>
+        </w:r>
+      </w:hyperlink>
+      <w:r>
+        <w:t>. International Journal of Environmental Research and Public Health, 15(11), 2366.</w:t>
       </w:r>
     </w:p>
     <w:p/>
